--- a/ADMISION_FORM_NEW.docx
+++ b/ADMISION_FORM_NEW.docx
@@ -571,8 +571,21 @@
                             <w:pPr>
                               <w:spacing w:after="0"/>
                             </w:pPr>
+                            <w:proofErr w:type="spellStart"/>
                             <w:r>
-                              <w:t>Oguya plaza, Ugunja town</w:t>
+                              <w:t>Oguya</w:t>
+                            </w:r>
+                            <w:proofErr w:type="spellEnd"/>
+                            <w:r>
+                              <w:t xml:space="preserve"> plaza, </w:t>
+                            </w:r>
+                            <w:proofErr w:type="spellStart"/>
+                            <w:r>
+                              <w:t>Ugunja</w:t>
+                            </w:r>
+                            <w:proofErr w:type="spellEnd"/>
+                            <w:r>
+                              <w:t xml:space="preserve"> town</w:t>
                             </w:r>
                           </w:p>
                           <w:p>
@@ -580,7 +593,15 @@
                               <w:spacing w:after="0"/>
                             </w:pPr>
                             <w:r>
-                              <w:t>Along Kisumu/Busia Road</w:t>
+                              <w:t>Along Kisumu/</w:t>
+                            </w:r>
+                            <w:proofErr w:type="spellStart"/>
+                            <w:r>
+                              <w:t>Busia</w:t>
+                            </w:r>
+                            <w:proofErr w:type="spellEnd"/>
+                            <w:r>
+                              <w:t xml:space="preserve"> Road</w:t>
                             </w:r>
                           </w:p>
                           <w:p>
@@ -588,7 +609,15 @@
                               <w:spacing w:after="0"/>
                             </w:pPr>
                             <w:r>
-                              <w:t>Opposite Easy  Coach booking office</w:t>
+                              <w:t xml:space="preserve">Opposite </w:t>
+                            </w:r>
+                            <w:proofErr w:type="gramStart"/>
+                            <w:r>
+                              <w:t>Easy  Coach</w:t>
+                            </w:r>
+                            <w:proofErr w:type="gramEnd"/>
+                            <w:r>
+                              <w:t xml:space="preserve"> booking office</w:t>
                             </w:r>
                           </w:p>
                         </w:txbxContent>
@@ -1110,8 +1139,13 @@
       <w:pPr>
         <w:jc w:val="right"/>
       </w:pPr>
-      <w:r>
-        <w:t>Csk/007569</w:t>
+      <w:proofErr w:type="spellStart"/>
+      <w:r>
+        <w:t>Csk</w:t>
+      </w:r>
+      <w:proofErr w:type="spellEnd"/>
+      <w:r>
+        <w:t>/007569</w:t>
       </w:r>
     </w:p>
     <w:p>
@@ -1135,12 +1169,14 @@
           <w:b/>
         </w:rPr>
       </w:pPr>
+      <w:proofErr w:type="spellStart"/>
       <w:r>
         <w:rPr>
           <w:b/>
         </w:rPr>
         <w:t>Ugunja</w:t>
       </w:r>
+      <w:proofErr w:type="spellEnd"/>
       <w:r>
         <w:rPr>
           <w:b/>
@@ -1213,7 +1249,7 @@
                                 <w:color w:val="FF0000"/>
                                 <w:sz w:val="24"/>
                               </w:rPr>
-                              <w:t>RICT102/26/05</w:t>
+                              <w:t>RICT102/26/07</w:t>
                             </w:r>
                             <w:r>
                               <w:rPr>
@@ -1231,7 +1267,7 @@
                                 <w:color w:val="FF0000"/>
                                 <w:sz w:val="24"/>
                               </w:rPr>
-                              <w:t>102</w:t>
+                              <w:t>114</w:t>
                             </w:r>
                           </w:p>
                         </w:txbxContent>
@@ -1256,7 +1292,11 @@
           </mc:Choice>
           <mc:Fallback>
             <w:pict>
-              <v:shape w14:anchorId="6383869E" id="Text Box 11" o:spid="_x0000_s1030" type="#_x0000_t202" style="position:absolute;left:0;text-align:left;margin-left:339pt;margin-top:9.8pt;width:186pt;height:23.25pt;z-index:251661312;visibility:visible;mso-wrap-style:square;mso-width-percent:0;mso-height-percent:0;mso-wrap-distance-left:9pt;mso-wrap-distance-top:0;mso-wrap-distance-right:9pt;mso-wrap-distance-bottom:0;mso-position-horizontal:absolute;mso-position-horizontal-relative:text;mso-position-vertical:absolute;mso-position-vertical-relative:text;mso-width-percent:0;mso-height-percent:0;mso-width-relative:margin;mso-height-relative:margin;v-text-anchor:top" o:gfxdata="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" filled="f" stroked="f" strokeweight=".5pt">
+              <v:shapetype w14:anchorId="6383869E" id="_x0000_t202" coordsize="21600,21600" o:spt="202" path="m,l,21600r21600,l21600,xe">
+                <v:stroke joinstyle="miter"/>
+                <v:path gradientshapeok="t" o:connecttype="rect"/>
+              </v:shapetype>
+              <v:shape id="Text Box 11" o:spid="_x0000_s1030" type="#_x0000_t202" style="position:absolute;left:0;text-align:left;margin-left:339pt;margin-top:9.8pt;width:186pt;height:23.25pt;z-index:251661312;visibility:visible;mso-wrap-style:square;mso-width-percent:0;mso-height-percent:0;mso-wrap-distance-left:9pt;mso-wrap-distance-top:0;mso-wrap-distance-right:9pt;mso-wrap-distance-bottom:0;mso-position-horizontal:absolute;mso-position-horizontal-relative:text;mso-position-vertical:absolute;mso-position-vertical-relative:text;mso-width-percent:0;mso-height-percent:0;mso-width-relative:margin;mso-height-relative:margin;v-text-anchor:top" o:gfxdata="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" filled="f" stroked="f" strokeweight=".5pt">
                 <v:textbox>
                   <w:txbxContent>
                     <w:p>
@@ -1275,7 +1315,7 @@
                           <w:color w:val="FF0000"/>
                           <w:sz w:val="24"/>
                         </w:rPr>
-                        <w:t>RICT102/26/05</w:t>
+                        <w:t>RICT102/26/07</w:t>
                       </w:r>
                       <w:r>
                         <w:rPr>
@@ -1293,7 +1333,7 @@
                           <w:color w:val="FF0000"/>
                           <w:sz w:val="24"/>
                         </w:rPr>
-                        <w:t>102</w:t>
+                        <w:t>114</w:t>
                       </w:r>
                     </w:p>
                   </w:txbxContent>
@@ -1317,12 +1357,14 @@
         </w:rPr>
         <w:t>Application No…………</w:t>
       </w:r>
+      <w:proofErr w:type="gramStart"/>
       <w:r>
         <w:rPr>
           <w:b/>
         </w:rPr>
         <w:t>…..</w:t>
       </w:r>
+      <w:proofErr w:type="gramEnd"/>
       <w:r>
         <w:rPr>
           <w:b/>
@@ -1377,6 +1419,8 @@
       <w:r>
         <w:t>Student’s Full Name: __________________________________________________</w:t>
       </w:r>
+      <w:bookmarkStart w:id="0" w:name="_GoBack"/>
+      <w:bookmarkEnd w:id="0"/>
     </w:p>
     <w:p>
       <w:pPr>
@@ -1398,7 +1442,15 @@
         <w:pStyle w:val="ListParagraph"/>
       </w:pPr>
       <w:r>
-        <w:t xml:space="preserve">Gender:   [  ] Male [  ] Female </w:t>
+        <w:t>Gender:</w:t>
+      </w:r>
+      <w:proofErr w:type="gramStart"/>
+      <w:r>
+        <w:t xml:space="preserve">   [</w:t>
+      </w:r>
+      <w:proofErr w:type="gramEnd"/>
+      <w:r>
+        <w:t xml:space="preserve">  ] Male [  ] Female </w:t>
       </w:r>
       <w:r>
         <w:tab/>
@@ -1580,7 +1632,15 @@
         <w:pStyle w:val="ListParagraph"/>
       </w:pPr>
       <w:r>
-        <w:t>HOURS OF STUDY:       NORMAL (2HOURS) [   ]     ANY MORE (MORE OR LESS THAN 2HRS [   ]</w:t>
+        <w:t xml:space="preserve">HOURS OF STUDY:       NORMAL (2HOURS) [ </w:t>
+      </w:r>
+      <w:proofErr w:type="gramStart"/>
+      <w:r>
+        <w:t xml:space="preserve">  ]</w:t>
+      </w:r>
+      <w:proofErr w:type="gramEnd"/>
+      <w:r>
+        <w:t xml:space="preserve">     ANY MORE (MORE OR LESS THAN 2HRS [   ]</w:t>
       </w:r>
     </w:p>
     <w:p>
@@ -1637,8 +1697,12 @@
       </w:r>
       <w:r>
         <w:tab/>
+      </w:r>
+      <w:proofErr w:type="gramStart"/>
+      <w:r>
         <w:t>[  ]</w:t>
       </w:r>
+      <w:proofErr w:type="gramEnd"/>
     </w:p>
     <w:p>
       <w:pPr>
@@ -1649,8 +1713,12 @@
       </w:r>
       <w:r>
         <w:tab/>
+      </w:r>
+      <w:proofErr w:type="gramStart"/>
+      <w:r>
         <w:t>[  ]</w:t>
       </w:r>
+      <w:proofErr w:type="gramEnd"/>
     </w:p>
     <w:p>
       <w:pPr>
@@ -1661,8 +1729,12 @@
       </w:r>
       <w:r>
         <w:tab/>
+      </w:r>
+      <w:proofErr w:type="gramStart"/>
+      <w:r>
         <w:t>[  ]</w:t>
       </w:r>
+      <w:proofErr w:type="gramEnd"/>
     </w:p>
     <w:p>
       <w:pPr>
@@ -1676,8 +1748,12 @@
       </w:r>
       <w:r>
         <w:tab/>
+      </w:r>
+      <w:proofErr w:type="gramStart"/>
+      <w:r>
         <w:t>[  ]</w:t>
       </w:r>
+      <w:proofErr w:type="gramEnd"/>
     </w:p>
     <w:p>
       <w:pPr>
@@ -1688,8 +1764,12 @@
       </w:r>
       <w:r>
         <w:tab/>
+      </w:r>
+      <w:proofErr w:type="gramStart"/>
+      <w:r>
         <w:t>[  ]</w:t>
       </w:r>
+      <w:proofErr w:type="gramEnd"/>
     </w:p>
     <w:p>
       <w:pPr>
@@ -1770,8 +1850,12 @@
       </w:r>
       <w:r>
         <w:tab/>
+      </w:r>
+      <w:proofErr w:type="gramStart"/>
+      <w:r>
         <w:t>[  ]</w:t>
       </w:r>
+      <w:proofErr w:type="gramEnd"/>
     </w:p>
     <w:p>
       <w:pPr>
@@ -1782,8 +1866,12 @@
       </w:r>
       <w:r>
         <w:tab/>
+      </w:r>
+      <w:proofErr w:type="gramStart"/>
+      <w:r>
         <w:t>[  ]</w:t>
       </w:r>
+      <w:proofErr w:type="gramEnd"/>
     </w:p>
     <w:p>
       <w:pPr>
@@ -1801,8 +1889,12 @@
       </w:r>
       <w:r>
         <w:tab/>
+      </w:r>
+      <w:proofErr w:type="gramStart"/>
+      <w:r>
         <w:t>[  ]</w:t>
       </w:r>
+      <w:proofErr w:type="gramEnd"/>
     </w:p>
     <w:p>
       <w:pPr>
@@ -1816,7 +1908,14 @@
       </w:r>
       <w:r>
         <w:tab/>
-        <w:t xml:space="preserve">[  ] </w:t>
+      </w:r>
+      <w:proofErr w:type="gramStart"/>
+      <w:r>
+        <w:t>[  ]</w:t>
+      </w:r>
+      <w:proofErr w:type="gramEnd"/>
+      <w:r>
+        <w:t xml:space="preserve"> </w:t>
       </w:r>
     </w:p>
     <w:p>
@@ -1828,8 +1927,12 @@
       </w:r>
       <w:r>
         <w:tab/>
+      </w:r>
+      <w:proofErr w:type="gramStart"/>
+      <w:r>
         <w:t>[  ]</w:t>
       </w:r>
+      <w:proofErr w:type="gramEnd"/>
     </w:p>
     <w:p>
       <w:pPr>
@@ -1840,7 +1943,14 @@
       </w:r>
       <w:r>
         <w:tab/>
-        <w:t xml:space="preserve">[  ] </w:t>
+      </w:r>
+      <w:proofErr w:type="gramStart"/>
+      <w:r>
+        <w:t>[  ]</w:t>
+      </w:r>
+      <w:proofErr w:type="gramEnd"/>
+      <w:r>
+        <w:t xml:space="preserve"> </w:t>
       </w:r>
     </w:p>
     <w:p>
@@ -1855,8 +1965,12 @@
       </w:r>
       <w:r>
         <w:tab/>
+      </w:r>
+      <w:proofErr w:type="gramStart"/>
+      <w:r>
         <w:t>[  ]</w:t>
       </w:r>
+      <w:proofErr w:type="gramEnd"/>
     </w:p>
     <w:p>
       <w:pPr>
@@ -2022,10 +2136,7 @@
         <w:t>Date: _____/______/_____</w:t>
       </w:r>
     </w:p>
-    <w:p>
-      <w:bookmarkStart w:id="0" w:name="_GoBack"/>
-      <w:bookmarkEnd w:id="0"/>
-    </w:p>
+    <w:p/>
     <w:sectPr>
       <w:type w:val="continuous"/>
       <w:pgSz w:w="12240" w:h="15840"/>

--- a/ADMISION_FORM_NEW.docx
+++ b/ADMISION_FORM_NEW.docx
@@ -1176,6 +1176,8 @@
         </w:rPr>
         <w:t>Ugunja</w:t>
       </w:r>
+      <w:bookmarkStart w:id="0" w:name="_GoBack"/>
+      <w:bookmarkEnd w:id="0"/>
       <w:proofErr w:type="spellEnd"/>
       <w:r>
         <w:rPr>
@@ -1267,7 +1269,7 @@
                                 <w:color w:val="FF0000"/>
                                 <w:sz w:val="24"/>
                               </w:rPr>
-                              <w:t>114</w:t>
+                              <w:t>119</w:t>
                             </w:r>
                           </w:p>
                         </w:txbxContent>
@@ -1333,7 +1335,7 @@
                           <w:color w:val="FF0000"/>
                           <w:sz w:val="24"/>
                         </w:rPr>
-                        <w:t>114</w:t>
+                        <w:t>119</w:t>
                       </w:r>
                     </w:p>
                   </w:txbxContent>
@@ -1419,8 +1421,6 @@
       <w:r>
         <w:t>Student’s Full Name: __________________________________________________</w:t>
       </w:r>
-      <w:bookmarkStart w:id="0" w:name="_GoBack"/>
-      <w:bookmarkEnd w:id="0"/>
     </w:p>
     <w:p>
       <w:pPr>
@@ -2686,6 +2686,36 @@
       <w:contextualSpacing/>
     </w:pPr>
   </w:style>
+  <w:style w:type="paragraph" w:styleId="BalloonText">
+    <w:name w:val="Balloon Text"/>
+    <w:basedOn w:val="Normal"/>
+    <w:link w:val="BalloonTextChar"/>
+    <w:uiPriority w:val="99"/>
+    <w:semiHidden/>
+    <w:unhideWhenUsed/>
+    <w:rsid w:val="006550CF"/>
+    <w:pPr>
+      <w:spacing w:after="0" w:line="240" w:lineRule="auto"/>
+    </w:pPr>
+    <w:rPr>
+      <w:rFonts w:ascii="Segoe UI" w:hAnsi="Segoe UI" w:cs="Segoe UI"/>
+      <w:sz w:val="18"/>
+      <w:szCs w:val="18"/>
+    </w:rPr>
+  </w:style>
+  <w:style w:type="character" w:customStyle="1" w:styleId="BalloonTextChar">
+    <w:name w:val="Balloon Text Char"/>
+    <w:basedOn w:val="DefaultParagraphFont"/>
+    <w:link w:val="BalloonText"/>
+    <w:uiPriority w:val="99"/>
+    <w:semiHidden/>
+    <w:rsid w:val="006550CF"/>
+    <w:rPr>
+      <w:rFonts w:ascii="Segoe UI" w:hAnsi="Segoe UI" w:cs="Segoe UI"/>
+      <w:sz w:val="18"/>
+      <w:szCs w:val="18"/>
+    </w:rPr>
+  </w:style>
 </w:styles>
 </file>
 
